--- a/Laporan_Minggu_3_LabInventory_Naila_Fathia.docx
+++ b/Laporan_Minggu_3_LabInventory_Naila_Fathia.docx
@@ -498,7 +498,7 @@
       <w:r>
         <w:drawing>
           <wp:inline xmlns:a="http://schemas.openxmlformats.org/drawingml/2006/main" xmlns:pic="http://schemas.openxmlformats.org/drawingml/2006/picture">
-            <wp:extent cx="4937760" cy="2674620"/>
+            <wp:extent cx="4937760" cy="2798064"/>
             <wp:docPr id="2" name="Picture 2"/>
             <wp:cNvGraphicFramePr>
               <a:graphicFrameLocks noChangeAspect="1"/>
@@ -507,7 +507,7 @@
               <a:graphicData uri="http://schemas.openxmlformats.org/drawingml/2006/picture">
                 <pic:pic>
                   <pic:nvPicPr>
-                    <pic:cNvPr id="0" name="diagram_arsitektur_sistem.png"/>
+                    <pic:cNvPr id="0" name="skema_relasional_database.png"/>
                     <pic:cNvPicPr/>
                   </pic:nvPicPr>
                   <pic:blipFill>
@@ -519,7 +519,7 @@
                   <pic:spPr>
                     <a:xfrm>
                       <a:off x="0" y="0"/>
-                      <a:ext cx="4937760" cy="2674620"/>
+                      <a:ext cx="4937760" cy="2798064"/>
                     </a:xfrm>
                     <a:prstGeom prst="rect"/>
                   </pic:spPr>
@@ -541,7 +541,7 @@
           <w:i/>
           <w:sz w:val="20"/>
         </w:rPr>
-        <w:t>Gambar 3.1: Diagram Arsitektur Cloud Backend Supabase PostgreSQL 15 &amp; Keamanan RLS</w:t>
+        <w:t>Gambar 3.1: Diagram Skema Relasional Database &amp; Kebijakan RLS (Supabase PostgreSQL 15)</w:t>
       </w:r>
     </w:p>
     <w:p>
@@ -1426,7 +1426,7 @@
           <w:color w:val="000000"/>
           <w:sz w:val="23"/>
         </w:rPr>
-        <w:t>3.2 Dokumentasi Sinkronisasi Real-time</w:t>
+        <w:t>3.2 Dokumentasi Sinkronisasi Real-time &amp; Autentikasi Cloud</w:t>
       </w:r>
     </w:p>
     <w:p>
@@ -1439,7 +1439,7 @@
           <w:rFonts w:ascii="Times New Roman" w:hAnsi="Times New Roman"/>
           <w:sz w:val="22"/>
         </w:rPr>
-        <w:t>Data pengajuan peminjaman yang dikirim oleh mahasiswa langsung tersimpan di cloud Supabase dan secara instan muncul pada Dashboard Laboran sebagai antrean permohonan pending:</w:t>
+        <w:t>Pengujian koneksi cloud dievaluasi langsung menggunakan perangkat pengujian Google Pixel 7a (Android 14) yang terhubung ke backend Supabase live tanpa dummy data:</w:t>
       </w:r>
     </w:p>
     <w:p>
@@ -1451,7 +1451,7 @@
       <w:r>
         <w:drawing>
           <wp:inline xmlns:a="http://schemas.openxmlformats.org/drawingml/2006/main" xmlns:pic="http://schemas.openxmlformats.org/drawingml/2006/picture">
-            <wp:extent cx="2834640" cy="6456680"/>
+            <wp:extent cx="2834640" cy="6299200"/>
             <wp:docPr id="3" name="Picture 3"/>
             <wp:cNvGraphicFramePr>
               <a:graphicFrameLocks noChangeAspect="1"/>
@@ -1460,7 +1460,7 @@
               <a:graphicData uri="http://schemas.openxmlformats.org/drawingml/2006/picture">
                 <pic:pic>
                   <pic:nvPicPr>
-                    <pic:cNvPr id="0" name="03-admin-approved.png"/>
+                    <pic:cNvPr id="0" name="production-login-pixel7a.png"/>
                     <pic:cNvPicPr/>
                   </pic:nvPicPr>
                   <pic:blipFill>
@@ -1472,7 +1472,7 @@
                   <pic:spPr>
                     <a:xfrm>
                       <a:off x="0" y="0"/>
-                      <a:ext cx="2834640" cy="6456680"/>
+                      <a:ext cx="2834640" cy="6299200"/>
                     </a:xfrm>
                     <a:prstGeom prst="rect"/>
                   </pic:spPr>
@@ -1494,7 +1494,7 @@
           <w:i/>
           <w:sz w:val="20"/>
         </w:rPr>
-        <w:t>Gambar 3.2: Dashboard Laboran Live: Menampilkan Metrik Cloud &amp; Antrean Pengajuan</w:t>
+        <w:t>Gambar 3.2: Bukti Otentikasi Supabase GoTrue Live pada Pengujian Google Pixel 7a</w:t>
       </w:r>
     </w:p>
     <w:p>
@@ -1506,7 +1506,7 @@
       <w:r>
         <w:drawing>
           <wp:inline xmlns:a="http://schemas.openxmlformats.org/drawingml/2006/main" xmlns:pic="http://schemas.openxmlformats.org/drawingml/2006/picture">
-            <wp:extent cx="2834640" cy="6456680"/>
+            <wp:extent cx="2834640" cy="6299200"/>
             <wp:docPr id="4" name="Picture 4"/>
             <wp:cNvGraphicFramePr>
               <a:graphicFrameLocks noChangeAspect="1"/>
@@ -1515,7 +1515,7 @@
               <a:graphicData uri="http://schemas.openxmlformats.org/drawingml/2006/picture">
                 <pic:pic>
                   <pic:nvPicPr>
-                    <pic:cNvPr id="0" name="04-student-pending.png"/>
+                    <pic:cNvPr id="0" name="production-profile-access-pixel7a.png"/>
                     <pic:cNvPicPr/>
                   </pic:nvPicPr>
                   <pic:blipFill>
@@ -1527,7 +1527,7 @@
                   <pic:spPr>
                     <a:xfrm>
                       <a:off x="0" y="0"/>
-                      <a:ext cx="2834640" cy="6456680"/>
+                      <a:ext cx="2834640" cy="6299200"/>
                     </a:xfrm>
                     <a:prstGeom prst="rect"/>
                   </pic:spPr>
@@ -1549,7 +1549,7 @@
           <w:i/>
           <w:sz w:val="20"/>
         </w:rPr>
-        <w:t>Gambar 3.3: Halaman Peminjaman Mahasiswa: Status 'PENDING' Terupdate Otomatis dari Cloud</w:t>
+        <w:t>Gambar 3.3: Verifikasi Hak Akses Role Pengguna Berbasis Sesi Cloud Supabase UUID</w:t>
       </w:r>
     </w:p>
     <w:p>
@@ -1570,7 +1570,7 @@
               <a:graphicData uri="http://schemas.openxmlformats.org/drawingml/2006/picture">
                 <pic:pic>
                   <pic:nvPicPr>
-                    <pic:cNvPr id="0" name="09-admin-created-item.png"/>
+                    <pic:cNvPr id="0" name="04-student-pending.png"/>
                     <pic:cNvPicPr/>
                   </pic:nvPicPr>
                   <pic:blipFill>
@@ -1604,7 +1604,62 @@
           <w:i/>
           <w:sz w:val="20"/>
         </w:rPr>
-        <w:t>Gambar 3.4: Formulir Tambah Alat Baru oleh Laboran yang Langsung Mengupdate Tabel Items</w:t>
+        <w:t>Gambar 3.4: Halaman Peminjaman Mahasiswa: Status 'PENDING' Tersinkronisasi Live ke Cloud</w:t>
+      </w:r>
+    </w:p>
+    <w:p>
+      <w:pPr>
+        <w:keepNext/>
+        <w:spacing w:before="200" w:after="80"/>
+        <w:jc w:val="center"/>
+      </w:pPr>
+      <w:r>
+        <w:drawing>
+          <wp:inline xmlns:a="http://schemas.openxmlformats.org/drawingml/2006/main" xmlns:pic="http://schemas.openxmlformats.org/drawingml/2006/picture">
+            <wp:extent cx="2834640" cy="6456680"/>
+            <wp:docPr id="6" name="Picture 6"/>
+            <wp:cNvGraphicFramePr>
+              <a:graphicFrameLocks noChangeAspect="1"/>
+            </wp:cNvGraphicFramePr>
+            <a:graphic>
+              <a:graphicData uri="http://schemas.openxmlformats.org/drawingml/2006/picture">
+                <pic:pic>
+                  <pic:nvPicPr>
+                    <pic:cNvPr id="0" name="09-admin-created-item.png"/>
+                    <pic:cNvPicPr/>
+                  </pic:nvPicPr>
+                  <pic:blipFill>
+                    <a:blip r:embed="rId14"/>
+                    <a:stretch>
+                      <a:fillRect/>
+                    </a:stretch>
+                  </pic:blipFill>
+                  <pic:spPr>
+                    <a:xfrm>
+                      <a:off x="0" y="0"/>
+                      <a:ext cx="2834640" cy="6456680"/>
+                    </a:xfrm>
+                    <a:prstGeom prst="rect"/>
+                  </pic:spPr>
+                </pic:pic>
+              </a:graphicData>
+            </a:graphic>
+          </wp:inline>
+        </w:drawing>
+      </w:r>
+    </w:p>
+    <w:p>
+      <w:pPr>
+        <w:spacing w:after="240"/>
+        <w:jc w:val="center"/>
+      </w:pPr>
+      <w:r>
+        <w:rPr>
+          <w:rFonts w:ascii="Times New Roman" w:hAnsi="Times New Roman"/>
+          <w:i/>
+          <w:sz w:val="20"/>
+        </w:rPr>
+        <w:t>Gambar 3.5: Formulir Tambah Alat Baru oleh Laboran yang Langsung Mengupdate Tabel Items Cloud</w:t>
       </w:r>
     </w:p>
     <w:p>

--- a/Laporan_Minggu_3_LabInventory_Naila_Fathia.docx
+++ b/Laporan_Minggu_3_LabInventory_Naila_Fathia.docx
@@ -329,7 +329,161 @@
           <w:color w:val="000000"/>
           <w:sz w:val="23"/>
         </w:rPr>
-        <w:t>1.2 Tujuan Praktikum Minggu III</w:t>
+        <w:t>1.2 Rumusan Masalah Integrasi Cloud Backend</w:t>
+      </w:r>
+    </w:p>
+    <w:p>
+      <w:pPr>
+        <w:spacing w:after="160" w:line="312" w:lineRule="auto"/>
+        <w:jc w:val="both"/>
+      </w:pPr>
+      <w:r>
+        <w:rPr>
+          <w:rFonts w:ascii="Times New Roman" w:hAnsi="Times New Roman"/>
+          <w:sz w:val="22"/>
+        </w:rPr>
+        <w:t>Rumusan masalah yang diselesaikan pada tahapan integrasi backend mencakup:</w:t>
+      </w:r>
+    </w:p>
+    <w:p>
+      <w:pPr>
+        <w:pStyle w:val="ListBullet"/>
+        <w:spacing w:after="80" w:line="288" w:lineRule="auto"/>
+        <w:jc w:val="both"/>
+      </w:pPr>
+      <w:r>
+        <w:rPr>
+          <w:rFonts w:ascii="Times New Roman" w:hAnsi="Times New Roman"/>
+          <w:sz w:val="22"/>
+        </w:rPr>
+        <w:t>Bagaimana merancang skema relasional database PostgreSQL yang memenuhi kaidah normalisasi dan integritas referensial foreign key?</w:t>
+      </w:r>
+    </w:p>
+    <w:p>
+      <w:pPr>
+        <w:pStyle w:val="ListBullet"/>
+        <w:spacing w:after="80" w:line="288" w:lineRule="auto"/>
+        <w:jc w:val="both"/>
+      </w:pPr>
+      <w:r>
+        <w:rPr>
+          <w:rFonts w:ascii="Times New Roman" w:hAnsi="Times New Roman"/>
+          <w:sz w:val="22"/>
+        </w:rPr>
+        <w:t>Bagaimana menegakkan keamanan data di sisi server (database-level security) menggunakan Row Level Security (RLS)?</w:t>
+      </w:r>
+    </w:p>
+    <w:p>
+      <w:pPr>
+        <w:pStyle w:val="ListBullet"/>
+        <w:spacing w:after="80" w:line="288" w:lineRule="auto"/>
+        <w:jc w:val="both"/>
+      </w:pPr>
+      <w:r>
+        <w:rPr>
+          <w:rFonts w:ascii="Times New Roman" w:hAnsi="Times New Roman"/>
+          <w:sz w:val="22"/>
+        </w:rPr>
+        <w:t>Bagaimana mengelola sesi autentikasi pengguna secara aman dengan token JWT Supabase GoTrue?</w:t>
+      </w:r>
+    </w:p>
+    <w:p>
+      <w:pPr>
+        <w:pStyle w:val="ListBullet"/>
+        <w:spacing w:after="80" w:line="288" w:lineRule="auto"/>
+        <w:jc w:val="both"/>
+      </w:pPr>
+      <w:r>
+        <w:rPr>
+          <w:rFonts w:ascii="Times New Roman" w:hAnsi="Times New Roman"/>
+          <w:sz w:val="22"/>
+        </w:rPr>
+        <w:t>Bagaimana mencegah terjadinya infinite loading spinner saat koneksi internet kampus mengalami packet loss?</w:t>
+      </w:r>
+    </w:p>
+    <w:p>
+      <w:pPr>
+        <w:keepNext/>
+        <w:spacing w:before="240" w:after="80"/>
+      </w:pPr>
+      <w:r>
+        <w:rPr>
+          <w:rFonts w:ascii="Times New Roman" w:hAnsi="Times New Roman"/>
+          <w:b/>
+          <w:color w:val="000000"/>
+          <w:sz w:val="23"/>
+        </w:rPr>
+        <w:t>1.3 Batasan Masalah Backend</w:t>
+      </w:r>
+    </w:p>
+    <w:p>
+      <w:pPr>
+        <w:spacing w:after="160" w:line="312" w:lineRule="auto"/>
+        <w:jc w:val="both"/>
+      </w:pPr>
+      <w:r>
+        <w:rPr>
+          <w:rFonts w:ascii="Times New Roman" w:hAnsi="Times New Roman"/>
+          <w:sz w:val="22"/>
+        </w:rPr>
+        <w:t>Batasan implementasi backend pada Minggu III mencakup:</w:t>
+      </w:r>
+    </w:p>
+    <w:p>
+      <w:pPr>
+        <w:pStyle w:val="ListBullet"/>
+        <w:spacing w:after="80" w:line="288" w:lineRule="auto"/>
+        <w:jc w:val="both"/>
+      </w:pPr>
+      <w:r>
+        <w:rPr>
+          <w:rFonts w:ascii="Times New Roman" w:hAnsi="Times New Roman"/>
+          <w:sz w:val="22"/>
+        </w:rPr>
+        <w:t>Platform database menggunakan Supabase Cloud Managed PostgreSQL versi 15.</w:t>
+      </w:r>
+    </w:p>
+    <w:p>
+      <w:pPr>
+        <w:pStyle w:val="ListBullet"/>
+        <w:spacing w:after="80" w:line="288" w:lineRule="auto"/>
+        <w:jc w:val="both"/>
+      </w:pPr>
+      <w:r>
+        <w:rPr>
+          <w:rFonts w:ascii="Times New Roman" w:hAnsi="Times New Roman"/>
+          <w:sz w:val="22"/>
+        </w:rPr>
+        <w:t>Autentikasi menggunakan email dan password terenkripsi via library GoTrue API.</w:t>
+      </w:r>
+    </w:p>
+    <w:p>
+      <w:pPr>
+        <w:pStyle w:val="ListBullet"/>
+        <w:spacing w:after="80" w:line="288" w:lineRule="auto"/>
+        <w:jc w:val="both"/>
+      </w:pPr>
+      <w:r>
+        <w:rPr>
+          <w:rFonts w:ascii="Times New Roman" w:hAnsi="Times New Roman"/>
+          <w:sz w:val="22"/>
+        </w:rPr>
+        <w:t>Seluruh data pengujian wajib diinput ke server live dan seluruh dummy data lokal dibersihkan secara total.</w:t>
+      </w:r>
+    </w:p>
+    <w:p>
+      <w:pPr>
+        <w:keepNext/>
+        <w:spacing w:before="240" w:after="80"/>
+      </w:pPr>
+      <w:r>
+        <w:rPr>
+          <w:rFonts w:ascii="Times New Roman" w:hAnsi="Times New Roman"/>
+          <w:b/>
+          <w:color w:val="000000"/>
+          <w:sz w:val="23"/>
+        </w:rPr>
+        <w:t>1.4 Tujuan Praktikum Minggu III</w:t>
       </w:r>
     </w:p>
     <w:p>
@@ -432,6 +586,34 @@
     <w:p>
       <w:pPr>
         <w:keepNext/>
+        <w:spacing w:before="240" w:after="80"/>
+      </w:pPr>
+      <w:r>
+        <w:rPr>
+          <w:rFonts w:ascii="Times New Roman" w:hAnsi="Times New Roman"/>
+          <w:b/>
+          <w:color w:val="000000"/>
+          <w:sz w:val="23"/>
+        </w:rPr>
+        <w:t>1.5 Manfaat Praktikum</w:t>
+      </w:r>
+    </w:p>
+    <w:p>
+      <w:pPr>
+        <w:spacing w:after="160" w:line="312" w:lineRule="auto"/>
+        <w:jc w:val="both"/>
+      </w:pPr>
+      <w:r>
+        <w:rPr>
+          <w:rFonts w:ascii="Times New Roman" w:hAnsi="Times New Roman"/>
+          <w:sz w:val="22"/>
+        </w:rPr>
+        <w:t>Praktikum ini memberikan pemahaman mendalam mengenai arsitektur backend cloud modern (Backend-as-a-Service), teknik pengamanan basis data relasional enterprise, serta sinkronisasi data realtime antara client mobile dan cloud.</w:t>
+      </w:r>
+    </w:p>
+    <w:p>
+      <w:pPr>
+        <w:keepNext/>
         <w:spacing w:before="280" w:after="40"/>
         <w:jc w:val="center"/>
       </w:pPr>
@@ -486,7 +668,7 @@
           <w:rFonts w:ascii="Times New Roman" w:hAnsi="Times New Roman"/>
           <w:sz w:val="22"/>
         </w:rPr>
-        <w:t>Keamanan sistem tidak diletakkan pada logika sisi klien, melainkan ditegakkan langsung pada engine PostgreSQL menggunakan Row Level Security (RLS). Mahasiswa hanya diizinkan membaca dan menulis baris peminjaman miliknya sendiri (`auth.uid() = user_id`), sedangkan Laboran memiliki otorisasi penuh untuk mengelola inventaris dan transaksi.</w:t>
+        <w:t>Keamanan sistem tidak diletakkan pada logika sisi klien, melainkan ditegakkan langsung pada engine PostgreSQL menggunakan Row Level Security (RLS). Mahasiswa hanya diizinkan membaca dan menulis baris peminjaman miliknya sendiri (`auth.uid() = user_id`), sedangkan Laboran memiliki otorisasi penuh untuk mengelola inventaris dan transaksi:</w:t>
       </w:r>
     </w:p>
     <w:p>
@@ -1015,6 +1197,285 @@
     <w:p>
       <w:pPr>
         <w:keepNext/>
+        <w:spacing w:before="240" w:after="80"/>
+      </w:pPr>
+      <w:r>
+        <w:rPr>
+          <w:rFonts w:ascii="Times New Roman" w:hAnsi="Times New Roman"/>
+          <w:b/>
+          <w:color w:val="000000"/>
+          <w:sz w:val="23"/>
+        </w:rPr>
+        <w:t>2.3 Skrip DDL Pembuatan Tabel Relasional</w:t>
+      </w:r>
+    </w:p>
+    <w:p>
+      <w:pPr>
+        <w:spacing w:after="160" w:line="312" w:lineRule="auto"/>
+        <w:jc w:val="both"/>
+      </w:pPr>
+      <w:r>
+        <w:rPr>
+          <w:rFonts w:ascii="Times New Roman" w:hAnsi="Times New Roman"/>
+          <w:sz w:val="22"/>
+        </w:rPr>
+        <w:t>Struktur tabel dieksekusi melalui SQL Editor Supabase dengan sintaks DDL berikut:</w:t>
+      </w:r>
+    </w:p>
+    <w:p>
+      <w:pPr>
+        <w:keepNext/>
+        <w:spacing w:before="160" w:after="40"/>
+      </w:pPr>
+      <w:r>
+        <w:rPr>
+          <w:rFonts w:ascii="Times New Roman" w:hAnsi="Times New Roman"/>
+          <w:b/>
+          <w:sz w:val="20"/>
+        </w:rPr>
+        <w:t>Cuplikan Kode 3.1: Skrip SQL DDL Pembuatan Tabel Relasional pada PostgreSQL 15</w:t>
+      </w:r>
+    </w:p>
+    <w:tbl>
+      <w:tblPr>
+        <w:tblW w:type="auto" w:w="0"/>
+        <w:jc w:val="center"/>
+        <w:tblLook w:firstColumn="1" w:firstRow="1" w:lastColumn="0" w:lastRow="0" w:noHBand="0" w:noVBand="1" w:val="04A0"/>
+      </w:tblPr>
+      <w:tblGrid>
+        <w:gridCol w:w="9101"/>
+      </w:tblGrid>
+      <w:tr>
+        <w:tc>
+          <w:tcPr>
+            <w:tcW w:type="dxa" w:w="9072"/>
+            <w:shd w:fill="F1F5F9"/>
+            <w:tcMar>
+              <w:top w:w="100" w:type="dxa"/>
+              <w:bottom w:w="100" w:type="dxa"/>
+              <w:left w:w="140" w:type="dxa"/>
+              <w:right w:w="140" w:type="dxa"/>
+            </w:tcMar>
+            <w:tcBorders>
+              <w:top w:val="single" w:sz="6" w:space="0" w:color="94A3B8"/>
+              <w:left w:val="single" w:sz="24" w:space="0" w:color="1E3A8A"/>
+              <w:bottom w:val="single" w:sz="6" w:space="0" w:color="94A3B8"/>
+              <w:right w:val="single" w:sz="6" w:space="0" w:color="94A3B8"/>
+            </w:tcBorders>
+          </w:tcPr>
+          <w:p>
+            <w:pPr>
+              <w:spacing w:line="252" w:lineRule="auto" w:after="0"/>
+            </w:pPr>
+            <w:r>
+              <w:rPr>
+                <w:rFonts w:ascii="Consolas" w:hAnsi="Consolas"/>
+                <w:color w:val="1E293B"/>
+                <w:sz w:val="17"/>
+              </w:rPr>
+              <w:t>-- Tabel Master Profil Pengguna</w:t>
+              <w:br/>
+              <w:t>CREATE TABLE profiles (</w:t>
+              <w:br/>
+              <w:t xml:space="preserve">  id UUID REFERENCES auth.users(id) ON DELETE CASCADE PRIMARY KEY,</w:t>
+              <w:br/>
+              <w:t xml:space="preserve">  email VARCHAR(255) UNIQUE NOT NULL,</w:t>
+              <w:br/>
+              <w:t xml:space="preserve">  full_name VARCHAR(255) NOT NULL,</w:t>
+              <w:br/>
+              <w:t xml:space="preserve">  npm VARCHAR(20),</w:t>
+              <w:br/>
+              <w:t xml:space="preserve">  role VARCHAR(20) DEFAULT 'mahasiswa' CHECK (role IN ('mahasiswa', 'laboran')),</w:t>
+              <w:br/>
+              <w:t xml:space="preserve">  created_at TIMESTAMPTZ DEFAULT NOW()</w:t>
+              <w:br/>
+              <w:t>);</w:t>
+              <w:br/>
+              <w:br/>
+              <w:t>-- Tabel Master Barang Inventaris Lab</w:t>
+              <w:br/>
+              <w:t>CREATE TABLE items (</w:t>
+              <w:br/>
+              <w:t xml:space="preserve">  id UUID DEFAULT gen_random_uuid() PRIMARY KEY,</w:t>
+              <w:br/>
+              <w:t xml:space="preserve">  kode_barang VARCHAR(50) UNIQUE NOT NULL,</w:t>
+              <w:br/>
+              <w:t xml:space="preserve">  nama VARCHAR(255) NOT NULL,</w:t>
+              <w:br/>
+              <w:t xml:space="preserve">  kategori VARCHAR(100) NOT NULL,</w:t>
+              <w:br/>
+              <w:t xml:space="preserve">  stok INTEGER NOT NULL CHECK (stok &gt;= 0),</w:t>
+              <w:br/>
+              <w:t xml:space="preserve">  stok_rusak INTEGER DEFAULT 0 CHECK (stok_rusak &gt;= 0),</w:t>
+              <w:br/>
+              <w:t xml:space="preserve">  posisi_rak VARCHAR(100),</w:t>
+              <w:br/>
+              <w:t xml:space="preserve">  created_at TIMESTAMPTZ DEFAULT NOW()</w:t>
+              <w:br/>
+              <w:t>);</w:t>
+              <w:br/>
+              <w:br/>
+              <w:t>-- Tabel Transaksi Peminjaman (Junction Table)</w:t>
+              <w:br/>
+              <w:t>CREATE TABLE borrowings (</w:t>
+              <w:br/>
+              <w:t xml:space="preserve">  id UUID DEFAULT gen_random_uuid() PRIMARY KEY,</w:t>
+              <w:br/>
+              <w:t xml:space="preserve">  user_id UUID REFERENCES profiles(id) ON DELETE CASCADE NOT NULL,</w:t>
+              <w:br/>
+              <w:t xml:space="preserve">  item_id UUID REFERENCES items(id) ON DELETE RESTRICT NOT NULL,</w:t>
+              <w:br/>
+              <w:t xml:space="preserve">  jumlah INTEGER NOT NULL CHECK (jumlah &gt; 0),</w:t>
+              <w:br/>
+              <w:t xml:space="preserve">  tgl_pinjam TIMESTAMPTZ NOT NULL,</w:t>
+              <w:br/>
+              <w:t xml:space="preserve">  tgl_kembali TIMESTAMPTZ NOT NULL,</w:t>
+              <w:br/>
+              <w:t xml:space="preserve">  keperluan TEXT NOT NULL,</w:t>
+              <w:br/>
+              <w:t xml:space="preserve">  status VARCHAR(20) DEFAULT 'pending' CHECK (status IN ('pending', 'approved', 'returned', 'rejected')),</w:t>
+              <w:br/>
+              <w:t xml:space="preserve">  kondisi_kembali VARCHAR(20) CHECK (kondisi_kembali IN ('baik', 'rusak')),</w:t>
+              <w:br/>
+              <w:t xml:space="preserve">  catatan_laboran TEXT,</w:t>
+              <w:br/>
+              <w:t xml:space="preserve">  created_at TIMESTAMPTZ DEFAULT NOW()</w:t>
+              <w:br/>
+              <w:t>);</w:t>
+            </w:r>
+          </w:p>
+        </w:tc>
+      </w:tr>
+    </w:tbl>
+    <w:p>
+      <w:pPr>
+        <w:spacing w:after="120"/>
+      </w:pPr>
+    </w:p>
+    <w:p>
+      <w:pPr>
+        <w:keepNext/>
+        <w:spacing w:before="240" w:after="80"/>
+      </w:pPr>
+      <w:r>
+        <w:rPr>
+          <w:rFonts w:ascii="Times New Roman" w:hAnsi="Times New Roman"/>
+          <w:b/>
+          <w:color w:val="000000"/>
+          <w:sz w:val="23"/>
+        </w:rPr>
+        <w:t>2.4 Kebijakan Keamanan Row Level Security (RLS)</w:t>
+      </w:r>
+    </w:p>
+    <w:p>
+      <w:pPr>
+        <w:spacing w:after="160" w:line="312" w:lineRule="auto"/>
+        <w:jc w:val="both"/>
+      </w:pPr>
+      <w:r>
+        <w:rPr>
+          <w:rFonts w:ascii="Times New Roman" w:hAnsi="Times New Roman"/>
+          <w:sz w:val="22"/>
+        </w:rPr>
+        <w:t>Keamanan akses tabel dikunci menggunakan RLS PostgreSQL guna memastikan proteksi data tingkat server:</w:t>
+      </w:r>
+    </w:p>
+    <w:p>
+      <w:pPr>
+        <w:keepNext/>
+        <w:spacing w:before="160" w:after="40"/>
+      </w:pPr>
+      <w:r>
+        <w:rPr>
+          <w:rFonts w:ascii="Times New Roman" w:hAnsi="Times New Roman"/>
+          <w:b/>
+          <w:sz w:val="20"/>
+        </w:rPr>
+        <w:t>Cuplikan Kode 3.2: Skrip SQL Penegakan Kebijakan Row Level Security (RLS)</w:t>
+      </w:r>
+    </w:p>
+    <w:tbl>
+      <w:tblPr>
+        <w:tblW w:type="auto" w:w="0"/>
+        <w:jc w:val="center"/>
+        <w:tblLook w:firstColumn="1" w:firstRow="1" w:lastColumn="0" w:lastRow="0" w:noHBand="0" w:noVBand="1" w:val="04A0"/>
+      </w:tblPr>
+      <w:tblGrid>
+        <w:gridCol w:w="9101"/>
+      </w:tblGrid>
+      <w:tr>
+        <w:tc>
+          <w:tcPr>
+            <w:tcW w:type="dxa" w:w="9072"/>
+            <w:shd w:fill="F1F5F9"/>
+            <w:tcMar>
+              <w:top w:w="100" w:type="dxa"/>
+              <w:bottom w:w="100" w:type="dxa"/>
+              <w:left w:w="140" w:type="dxa"/>
+              <w:right w:w="140" w:type="dxa"/>
+            </w:tcMar>
+            <w:tcBorders>
+              <w:top w:val="single" w:sz="6" w:space="0" w:color="94A3B8"/>
+              <w:left w:val="single" w:sz="24" w:space="0" w:color="1E3A8A"/>
+              <w:bottom w:val="single" w:sz="6" w:space="0" w:color="94A3B8"/>
+              <w:right w:val="single" w:sz="6" w:space="0" w:color="94A3B8"/>
+            </w:tcBorders>
+          </w:tcPr>
+          <w:p>
+            <w:pPr>
+              <w:spacing w:line="252" w:lineRule="auto" w:after="0"/>
+            </w:pPr>
+            <w:r>
+              <w:rPr>
+                <w:rFonts w:ascii="Consolas" w:hAnsi="Consolas"/>
+                <w:color w:val="1E293B"/>
+                <w:sz w:val="17"/>
+              </w:rPr>
+              <w:t>-- Aktifkan RLS pada seluruh tabel</w:t>
+              <w:br/>
+              <w:t>ALTER TABLE profiles ENABLE ROW LEVEL SECURITY;</w:t>
+              <w:br/>
+              <w:t>ALTER TABLE items ENABLE ROW LEVEL SECURITY;</w:t>
+              <w:br/>
+              <w:t>ALTER TABLE borrowings ENABLE ROW LEVEL SECURITY;</w:t>
+              <w:br/>
+              <w:br/>
+              <w:t>-- Kebijakan RLS Tabel Borrowings untuk Mahasiswa</w:t>
+              <w:br/>
+              <w:t>CREATE POLICY "Mahasiswa hanya dapat melihat pengajuan miliknya"</w:t>
+              <w:br/>
+              <w:t>ON borrowings FOR SELECT</w:t>
+              <w:br/>
+              <w:t>USING (auth.uid() = user_id);</w:t>
+              <w:br/>
+              <w:br/>
+              <w:t>CREATE POLICY "Mahasiswa dapat menyisipkan pengajuan baru"</w:t>
+              <w:br/>
+              <w:t>ON borrowings FOR INSERT</w:t>
+              <w:br/>
+              <w:t>WITH CHECK (auth.uid() = user_id);</w:t>
+              <w:br/>
+              <w:br/>
+              <w:t>-- Kebijakan RLS Tabel Borrowings untuk Laboran</w:t>
+              <w:br/>
+              <w:t>CREATE POLICY "Laboran memiliki akses penuh terhadap seluruh transaksi"</w:t>
+              <w:br/>
+              <w:t>ON borrowings FOR ALL</w:t>
+              <w:br/>
+              <w:t>USING (EXISTS (SELECT 1 FROM profiles WHERE id = auth.uid() AND role = 'laboran'));</w:t>
+            </w:r>
+          </w:p>
+        </w:tc>
+      </w:tr>
+    </w:tbl>
+    <w:p>
+      <w:pPr>
+        <w:spacing w:after="120"/>
+      </w:pPr>
+    </w:p>
+    <w:p>
+      <w:pPr>
+        <w:keepNext/>
         <w:spacing w:before="280" w:after="40"/>
         <w:jc w:val="center"/>
       </w:pPr>
@@ -1426,7 +1887,134 @@
           <w:color w:val="000000"/>
           <w:sz w:val="23"/>
         </w:rPr>
-        <w:t>3.2 Dokumentasi Sinkronisasi Real-time &amp; Autentikasi Cloud</w:t>
+        <w:t>3.2 Inisialisasi Klien Flutter &amp; Penanganan Timeout</w:t>
+      </w:r>
+    </w:p>
+    <w:p>
+      <w:pPr>
+        <w:spacing w:after="160" w:line="312" w:lineRule="auto"/>
+        <w:jc w:val="both"/>
+      </w:pPr>
+      <w:r>
+        <w:rPr>
+          <w:rFonts w:ascii="Times New Roman" w:hAnsi="Times New Roman"/>
+          <w:sz w:val="22"/>
+        </w:rPr>
+        <w:t>Inisialisasi klien Supabase pada Flutter dikonfigurasi pada fungsi `main()` dengan menyertakan penanganan batas waktu (timeout guard 4 detik) menggunakan blok `try-finally` untuk memastikan indikator loading selalu tertutup secara aman:</w:t>
+      </w:r>
+    </w:p>
+    <w:p>
+      <w:pPr>
+        <w:keepNext/>
+        <w:spacing w:before="160" w:after="40"/>
+      </w:pPr>
+      <w:r>
+        <w:rPr>
+          <w:rFonts w:ascii="Times New Roman" w:hAnsi="Times New Roman"/>
+          <w:b/>
+          <w:sz w:val="20"/>
+        </w:rPr>
+        <w:t>Cuplikan Kode 3.3: Inisialisasi Supabase Flutter dan Mekanisme Timeout Guard 4 Detik</w:t>
+      </w:r>
+    </w:p>
+    <w:tbl>
+      <w:tblPr>
+        <w:tblW w:type="auto" w:w="0"/>
+        <w:jc w:val="center"/>
+        <w:tblLook w:firstColumn="1" w:firstRow="1" w:lastColumn="0" w:lastRow="0" w:noHBand="0" w:noVBand="1" w:val="04A0"/>
+      </w:tblPr>
+      <w:tblGrid>
+        <w:gridCol w:w="9101"/>
+      </w:tblGrid>
+      <w:tr>
+        <w:tc>
+          <w:tcPr>
+            <w:tcW w:type="dxa" w:w="9072"/>
+            <w:shd w:fill="F1F5F9"/>
+            <w:tcMar>
+              <w:top w:w="100" w:type="dxa"/>
+              <w:bottom w:w="100" w:type="dxa"/>
+              <w:left w:w="140" w:type="dxa"/>
+              <w:right w:w="140" w:type="dxa"/>
+            </w:tcMar>
+            <w:tcBorders>
+              <w:top w:val="single" w:sz="6" w:space="0" w:color="94A3B8"/>
+              <w:left w:val="single" w:sz="24" w:space="0" w:color="1E3A8A"/>
+              <w:bottom w:val="single" w:sz="6" w:space="0" w:color="94A3B8"/>
+              <w:right w:val="single" w:sz="6" w:space="0" w:color="94A3B8"/>
+            </w:tcBorders>
+          </w:tcPr>
+          <w:p>
+            <w:pPr>
+              <w:spacing w:line="252" w:lineRule="auto" w:after="0"/>
+            </w:pPr>
+            <w:r>
+              <w:rPr>
+                <w:rFonts w:ascii="Consolas" w:hAnsi="Consolas"/>
+                <w:color w:val="1E293B"/>
+                <w:sz w:val="17"/>
+              </w:rPr>
+              <w:t>Future&lt;void&gt; main() async {</w:t>
+              <w:br/>
+              <w:t xml:space="preserve">  WidgetsFlutterBinding.ensureInitialized();</w:t>
+              <w:br/>
+              <w:t xml:space="preserve">  await Supabase.initialize(</w:t>
+              <w:br/>
+              <w:t xml:space="preserve">    url: 'https://vtdxrqyocjswtwgcmxoc.supabase.co',</w:t>
+              <w:br/>
+              <w:t xml:space="preserve">    anonKey: 'eyJhbGciOiJIUzI1NiIsInR5cCI6IkpXVCJ9...',</w:t>
+              <w:br/>
+              <w:t xml:space="preserve">  );</w:t>
+              <w:br/>
+              <w:t xml:space="preserve">  runApp(const LabInventoryApp());</w:t>
+              <w:br/>
+              <w:t>}</w:t>
+              <w:br/>
+              <w:br/>
+              <w:t>// Timeout Guard 4 Detik pada Service Transaksi</w:t>
+              <w:br/>
+              <w:t>Future&lt;void&gt; submitBorrowingWithTimeout(...) async {</w:t>
+              <w:br/>
+              <w:t xml:space="preserve">  try {</w:t>
+              <w:br/>
+              <w:t xml:space="preserve">    await supabase.from('borrowings').insert(...).timeout(</w:t>
+              <w:br/>
+              <w:t xml:space="preserve">      const Duration(seconds: 4),</w:t>
+              <w:br/>
+              <w:t xml:space="preserve">      onTimeout: () =&gt; throw TimeoutException('Batas waktu koneksi server terlampaui.'),</w:t>
+              <w:br/>
+              <w:t xml:space="preserve">    );</w:t>
+              <w:br/>
+              <w:t xml:space="preserve">  } finally {</w:t>
+              <w:br/>
+              <w:t xml:space="preserve">    hideLoadingDialog();</w:t>
+              <w:br/>
+              <w:t xml:space="preserve">  }</w:t>
+              <w:br/>
+              <w:t>}</w:t>
+            </w:r>
+          </w:p>
+        </w:tc>
+      </w:tr>
+    </w:tbl>
+    <w:p>
+      <w:pPr>
+        <w:spacing w:after="120"/>
+      </w:pPr>
+    </w:p>
+    <w:p>
+      <w:pPr>
+        <w:keepNext/>
+        <w:spacing w:before="240" w:after="80"/>
+      </w:pPr>
+      <w:r>
+        <w:rPr>
+          <w:rFonts w:ascii="Times New Roman" w:hAnsi="Times New Roman"/>
+          <w:b/>
+          <w:color w:val="000000"/>
+          <w:sz w:val="23"/>
+        </w:rPr>
+        <w:t>3.3 Dokumentasi Sinkronisasi Real-time &amp; Autentikasi Cloud</w:t>
       </w:r>
     </w:p>
     <w:p>
@@ -1674,7 +2262,7 @@
           <w:color w:val="000000"/>
           <w:sz w:val="23"/>
         </w:rPr>
-        <w:t>3.3 Evaluasi Kendala &amp; Solusi Teknis</w:t>
+        <w:t>3.4 Evaluasi Kendala &amp; Solusi Teknis</w:t>
       </w:r>
     </w:p>
     <w:p>
@@ -1749,7 +2337,7 @@
           <w:rFonts w:ascii="Times New Roman" w:hAnsi="Times New Roman"/>
           <w:sz w:val="22"/>
         </w:rPr>
-        <w:t>Seluruh infrastruktur cloud backend Supabase (PostgreSQL 15), otorisasi RLS, dan koneksi data real-time telah berhasil diimplementasikan secara solid (100%) dengan penghapusan menyeluruh data dummy.</w:t>
+        <w:t>Seluruh infrastruktur cloud backend Supabase (PostgreSQL 15), skema DDL relasional, otorisasi RLS tingkat server, manajemen sesi autentikasi JWT, dan koneksi data real-time telah berhasil diimplementasikan secara solid (100%) dengan penghapusan menyeluruh data dummy.</w:t>
       </w:r>
     </w:p>
     <w:p>
